--- a/reports/deliverables/Deliverable_2_Methodology.docx
+++ b/reports/deliverables/Deliverable_2_Methodology.docx
@@ -8387,7 +8387,7 @@
         <w:rPr>
           <w:rFonts w:ascii="Times New Roman" w:cs="Times New Roman" w:eastAsia="Times New Roman" w:hAnsi="Times New Roman"/>
         </w:rPr>
-        <w:t xml:space="preserve">Predictions are evaluated per test image on valid pixels only, using intersection-over-union (IoU), F1-score (Dice), precision and recall, with TP, FP and FN the numbers of true-positive, false-positive and false-negative water pixels:</w:t>
+        <w:t xml:space="preserve">Predictions are evaluated on the valid (non-cloud) pixels of the test images using intersection-over-union (IoU), F1-score (Dice), precision and recall, with TP, FP and FN the numbers of true-positive, false-positive and false-negative water pixels:</w:t>
       </w:r>
     </w:p>
     <w:p>
@@ -8494,7 +8494,21 @@
         <w:rPr>
           <w:rFonts w:ascii="Times New Roman" w:cs="Times New Roman" w:eastAsia="Times New Roman" w:hAnsi="Times New Roman"/>
         </w:rPr>
-        <w:t xml:space="preserve">IoU is the standard segmentation metric and directly reflects errors in lake extent, which is the quantity used downstream. F1 is reported for comparability with the literature reviewed in Section II. Precision and recall separate over-detection (e.g. shadows or wet ice classified as water) from under-detection (e.g. turbid or partly frozen lakes). Overall accuracy is not used because it would be dominated by the land class. Metrics are reported as the mean ± standard deviation over test images, per site and pooled.</w:t>
+        <w:t xml:space="preserve">IoU is the standard segmentation metric and directly reflects errors in lake extent, which is the quantity used downstream. F1 is reported for comparability with the literature reviewed in Section II. Precision and recall separate over-detection (e.g. shadows or wet ice classified as water) from under-detection (e.g. turbid or partly frozen lakes). Overall accuracy is not used because it would be dominated by the land class. Many test images contain no lake water (Khurdopin after 2017, Shishper after each drainage); per-image IoU is undefined for them, and averaging it would score a correct "no water" prediction as zero. The main results are therefore </w:t>
+      </w:r>
+      <w:r>
+        <w:rPr>
+          <w:rFonts w:ascii="Times New Roman" w:cs="Times New Roman" w:eastAsia="Times New Roman" w:hAnsi="Times New Roman"/>
+          <w:b/>
+          <w:bCs/>
+        </w:rPr>
+        <w:t xml:space="preserve">pixel-pooled</w:t>
+      </w:r>
+      <w:r>
+        <w:rPr>
+          <w:rFonts w:ascii="Times New Roman" w:cs="Times New Roman" w:eastAsia="Times New Roman" w:hAnsi="Times New Roman"/>
+        </w:rPr>
+        <w:t xml:space="preserve"> metrics, for which TP, FP and FN are summed over all test pixels of a site (or of all sites) before the metric is computed. In addition, per-image metrics are reported as mean ± standard deviation over the test images that contain water, and the false-positive area is reported for test images without water.</w:t>
       </w:r>
     </w:p>
     <w:p>

--- a/reports/deliverables/Deliverable_2_Methodology.docx
+++ b/reports/deliverables/Deliverable_2_Methodology.docx
@@ -152,7 +152,7 @@
                 <w:sz w:val="19"/>
                 <w:szCs w:val="19"/>
               </w:rPr>
-              <w:t xml:space="preserve">Fill the yellow placeholders under the title and in the training-configuration table (GPU model from !nvidia-smi in Colab).</w:t>
+              <w:t xml:space="preserve">Fill the yellow placeholders under the title.</w:t>
             </w:r>
           </w:p>
           <w:p>
@@ -258,7 +258,7 @@
         <w:rPr>
           <w:rFonts w:ascii="Times New Roman" w:cs="Times New Roman" w:eastAsia="Times New Roman" w:hAnsi="Times New Roman"/>
         </w:rPr>
-        <w:t xml:space="preserve"> that segments glacial-lake water from co-registered Sentinel-1 SAR, Sentinel-2 optical and Copernicus DEM inputs, compared against an identical U-Net that receives optical inputs only. The workflow (</w:t>
+        <w:t xml:space="preserve"> that segments glacial-lake water from co-registered Sentinel-1 SAR, Sentinel-2 optical and Copernicus DEM inputs, compared against two identical U-Nets that receive only optical inputs (baseline) or only radar and terrain inputs (ablation). The workflow (</w:t>
       </w:r>
       <w:r>
         <w:rPr>
@@ -282,7 +282,7 @@
         <w:rPr>
           <w:rFonts w:ascii="Times New Roman" w:cs="Times New Roman" w:eastAsia="Times New Roman" w:hAnsi="Times New Roman"/>
         </w:rPr>
-        <w:t xml:space="preserve">; (2) co-registration of all modalities on a common 10 m grid; (3) automatic generation of water labels from optical data; (4) training of the optical-only baseline and the fusion model; (5) evaluation of both models on held-out years, under clear conditions and under simulated complete cloud cover; and (6) application of the fusion model to every date — including dates with radar only — to derive lake-area and growth-rate time series and a transparent hazard index that is compared against the documented events. The final objective is therefore threefold: a performance comparison (RQ1), a robustness test when optical data are missing (RQ1), and a retrospective event analysis (RQ2, RQ3).</w:t>
+        <w:t xml:space="preserve">; (2) co-registration of all modalities on a common 10 m grid; (3) automatic generation of water labels from optical data; (4) training of the optical-only baseline, the radar-only ablation and the fusion model, each with three random seeds; (5) evaluation of all models on held-out years, under clear conditions and under simulated complete cloud cover; and (6) application of the fusion model to every date — including dates with radar only — to derive lake-area and growth-rate time series and a transparent hazard index that is compared against the documented events. The final objective is therefore threefold: a performance comparison (RQ1), a robustness test when optical data are missing (RQ1), and a retrospective event analysis (RQ2, RQ3).</w:t>
       </w:r>
     </w:p>
     <w:p>
@@ -296,7 +296,7 @@
           <wp:inline distT="0" distB="0" distL="0" distR="0">
             <wp:extent cx="5852160" cy="2844800"/>
             <wp:effectExtent t="0" r="0" b="0" l="0"/>
-            <wp:docPr id="5" name="pipeline" descr="Overview of the proposed pipeline. Blue: data acquisition and preparation; orange: labels and models; green: outputs. The optical-only model is used for the comparison only; the fusion model produces the time series and hazard index." title="Overview of the proposed pipeline. Blue: data acquisition an"/>
+            <wp:docPr id="5" name="pipeline" descr="Overview of the proposed pipeline. Blue: data acquisition and preparation; orange: labels and models; green: outputs. The optical-only and radar-only models are used for the comparison only; the fusion model (3-seed ensemble) produces the time series and hazard index. All models use a ResNet-18 encoder, balanced crop sampling and three training seeds." title="Overview of the proposed pipeline. Blue: data acquisition an"/>
             <wp:cNvGraphicFramePr>
               <a:graphicFrameLocks xmlns:a="http://schemas.openxmlformats.org/drawingml/2006/main" noChangeAspect="1"/>
             </wp:cNvGraphicFramePr>
@@ -351,7 +351,7 @@
           <w:sz w:val="18"/>
           <w:szCs w:val="18"/>
         </w:rPr>
-        <w:t xml:space="preserve">Overview of the proposed pipeline. Blue: data acquisition and preparation; orange: labels and models; green: outputs. The optical-only model is used for the comparison only; the fusion model produces the time series and hazard index.</w:t>
+        <w:t xml:space="preserve">Overview of the proposed pipeline. Blue: data acquisition and preparation; orange: labels and models; green: outputs. The optical-only and radar-only models are used for the comparison only; the fusion model (3-seed ensemble) produces the time series and hazard index. All models use a ResNet-18 encoder, balanced crop sampling and three training seeds.</w:t>
       </w:r>
     </w:p>
     <w:p>
@@ -1270,7 +1270,7 @@
         <w:rPr>
           <w:rFonts w:ascii="Times New Roman" w:cs="Times New Roman" w:eastAsia="Times New Roman" w:hAnsi="Times New Roman"/>
         </w:rPr>
-        <w:t xml:space="preserve">Both models share the U-Net architecture shown in </w:t>
+        <w:t xml:space="preserve">All three models share the U-Net architecture shown in </w:t>
       </w:r>
       <w:r>
         <w:rPr>
@@ -1372,7 +1372,7 @@
         <w:rPr>
           <w:rFonts w:ascii="Times New Roman" w:cs="Times New Roman" w:eastAsia="Times New Roman" w:hAnsi="Times New Roman"/>
         </w:rPr>
-        <w:t xml:space="preserve"> are stacked at the input, so the network learns joint optical–radar–terrain features from the first layer. Early fusion is the simplest fusion strategy, keeps the two models architecturally identical (only the first convolution differs), and therefore isolates the effect of the extra inputs. To make the fusion model usable on cloudy and radar-only dates, it is trained with </w:t>
+        <w:t xml:space="preserve"> are stacked at the input, so the network learns joint optical–radar–terrain features from the first layer. Early fusion is the simplest fusion strategy, keeps the models architecturally identical (only the first convolution differs), and therefore isolates the effect of the inputs. A radar-only U-Net that receives only the four radar and terrain channels serves as an ablation: comparing it with the optical-only and fusion models shows whether fusion adds anything beyond each sensor alone. To make the fusion model usable on cloudy and radar-only dates, it is trained with </w:t>
       </w:r>
       <w:r>
         <w:rPr>
@@ -1400,7 +1400,7 @@
           <wp:inline distT="0" distB="0" distL="0" distR="0">
             <wp:extent cx="5852160" cy="2519680"/>
             <wp:effectExtent t="0" r="0" b="0" l="0"/>
-            <wp:docPr id="7" name="arch" descr="U-Net with ResNet-18 encoder. Numbers give feature channels and down-sampling factor; C = 5 for the optical-only model and C = 9 for the fusion model." title="U-Net with ResNet-18 encoder. Numbers give feature channels "/>
+            <wp:docPr id="7" name="arch" descr="U-Net with ResNet-18 encoder. Numbers give feature channels and down-sampling factor; C = 5 for the optical-only, C = 4 for the radar-only and C = 9 for the fusion model." title="U-Net with ResNet-18 encoder. Numbers give feature channels "/>
             <wp:cNvGraphicFramePr>
               <a:graphicFrameLocks xmlns:a="http://schemas.openxmlformats.org/drawingml/2006/main" noChangeAspect="1"/>
             </wp:cNvGraphicFramePr>
@@ -1455,7 +1455,7 @@
           <w:sz w:val="18"/>
           <w:szCs w:val="18"/>
         </w:rPr>
-        <w:t xml:space="preserve">U-Net with ResNet-18 encoder. Numbers give feature channels and down-sampling factor; C = 5 for the optical-only model and C = 9 for the fusion model.</w:t>
+        <w:t xml:space="preserve">U-Net with ResNet-18 encoder. Numbers give feature channels and down-sampling factor; C = 5 for the optical-only, C = 4 for the radar-only and C = 9 for the fusion model.</w:t>
       </w:r>
     </w:p>
     <w:p>
@@ -1502,12 +1502,13 @@
         <w:tblLayout w:type="fixed"/>
       </w:tblPr>
       <w:tblGrid>
-        <w:gridCol w:w="566"/>
-        <w:gridCol w:w="2040"/>
-        <w:gridCol w:w="2267"/>
-        <w:gridCol w:w="2494"/>
-        <w:gridCol w:w="1133"/>
-        <w:gridCol w:w="1138"/>
+        <w:gridCol w:w="529"/>
+        <w:gridCol w:w="1906"/>
+        <w:gridCol w:w="2118"/>
+        <w:gridCol w:w="2224"/>
+        <w:gridCol w:w="953"/>
+        <w:gridCol w:w="953"/>
+        <w:gridCol w:w="955"/>
       </w:tblGrid>
       <w:tr>
         <w:trPr>
@@ -1516,7 +1517,7 @@
         </w:trPr>
         <w:tc>
           <w:tcPr>
-            <w:tcW w:type="dxa" w:w="566"/>
+            <w:tcW w:type="dxa" w:w="529"/>
             <w:tcBorders>
               <w:top w:val="single" w:color="000000" w:sz="4"/>
               <w:left w:val="none" w:color="FFFFFF" w:sz="0"/>
@@ -1549,7 +1550,7 @@
         </w:tc>
         <w:tc>
           <w:tcPr>
-            <w:tcW w:type="dxa" w:w="2040"/>
+            <w:tcW w:type="dxa" w:w="1906"/>
             <w:tcBorders>
               <w:top w:val="single" w:color="000000" w:sz="4"/>
               <w:left w:val="none" w:color="FFFFFF" w:sz="0"/>
@@ -1582,7 +1583,7 @@
         </w:tc>
         <w:tc>
           <w:tcPr>
-            <w:tcW w:type="dxa" w:w="2267"/>
+            <w:tcW w:type="dxa" w:w="2118"/>
             <w:tcBorders>
               <w:top w:val="single" w:color="000000" w:sz="4"/>
               <w:left w:val="none" w:color="FFFFFF" w:sz="0"/>
@@ -1615,7 +1616,7 @@
         </w:tc>
         <w:tc>
           <w:tcPr>
-            <w:tcW w:type="dxa" w:w="2494"/>
+            <w:tcW w:type="dxa" w:w="2224"/>
             <w:tcBorders>
               <w:top w:val="single" w:color="000000" w:sz="4"/>
               <w:left w:val="none" w:color="FFFFFF" w:sz="0"/>
@@ -1648,7 +1649,7 @@
         </w:tc>
         <w:tc>
           <w:tcPr>
-            <w:tcW w:type="dxa" w:w="1133"/>
+            <w:tcW w:type="dxa" w:w="953"/>
             <w:tcBorders>
               <w:top w:val="single" w:color="000000" w:sz="4"/>
               <w:left w:val="none" w:color="FFFFFF" w:sz="0"/>
@@ -1681,7 +1682,40 @@
         </w:tc>
         <w:tc>
           <w:tcPr>
-            <w:tcW w:type="dxa" w:w="1138"/>
+            <w:tcW w:type="dxa" w:w="953"/>
+            <w:tcBorders>
+              <w:top w:val="single" w:color="000000" w:sz="4"/>
+              <w:left w:val="none" w:color="FFFFFF" w:sz="0"/>
+              <w:bottom w:val="single" w:color="000000" w:sz="4"/>
+              <w:right w:val="none" w:color="FFFFFF" w:sz="0"/>
+            </w:tcBorders>
+            <w:shd w:fill="EFEFEC" w:color="auto" w:val="clear"/>
+            <w:tcMar>
+              <w:top w:type="dxa" w:w="40"/>
+              <w:left w:type="dxa" w:w="70"/>
+              <w:bottom w:type="dxa" w:w="40"/>
+              <w:right w:type="dxa" w:w="70"/>
+            </w:tcMar>
+          </w:tcPr>
+          <w:p>
+            <w:pPr>
+              <w:jc w:val="center"/>
+            </w:pPr>
+            <w:r>
+              <w:rPr>
+                <w:rFonts w:ascii="Times New Roman" w:cs="Times New Roman" w:eastAsia="Times New Roman" w:hAnsi="Times New Roman"/>
+                <w:b/>
+                <w:bCs/>
+                <w:sz w:val="16"/>
+                <w:szCs w:val="16"/>
+              </w:rPr>
+              <w:t xml:space="preserve">Radar</w:t>
+            </w:r>
+          </w:p>
+        </w:tc>
+        <w:tc>
+          <w:tcPr>
+            <w:tcW w:type="dxa" w:w="955"/>
             <w:tcBorders>
               <w:top w:val="single" w:color="000000" w:sz="4"/>
               <w:left w:val="none" w:color="FFFFFF" w:sz="0"/>
@@ -1720,7 +1754,7 @@
         </w:trPr>
         <w:tc>
           <w:tcPr>
-            <w:tcW w:type="dxa" w:w="566"/>
+            <w:tcW w:type="dxa" w:w="529"/>
             <w:tcBorders>
               <w:top w:val="none" w:color="FFFFFF" w:sz="0"/>
               <w:left w:val="none" w:color="FFFFFF" w:sz="0"/>
@@ -1752,7 +1786,7 @@
         </w:tc>
         <w:tc>
           <w:tcPr>
-            <w:tcW w:type="dxa" w:w="2040"/>
+            <w:tcW w:type="dxa" w:w="1906"/>
             <w:tcBorders>
               <w:top w:val="none" w:color="FFFFFF" w:sz="0"/>
               <w:left w:val="none" w:color="FFFFFF" w:sz="0"/>
@@ -1784,7 +1818,7 @@
         </w:tc>
         <w:tc>
           <w:tcPr>
-            <w:tcW w:type="dxa" w:w="2267"/>
+            <w:tcW w:type="dxa" w:w="2118"/>
             <w:tcBorders>
               <w:top w:val="none" w:color="FFFFFF" w:sz="0"/>
               <w:left w:val="none" w:color="FFFFFF" w:sz="0"/>
@@ -1816,7 +1850,7 @@
         </w:tc>
         <w:tc>
           <w:tcPr>
-            <w:tcW w:type="dxa" w:w="2494"/>
+            <w:tcW w:type="dxa" w:w="2224"/>
             <w:tcBorders>
               <w:top w:val="none" w:color="FFFFFF" w:sz="0"/>
               <w:left w:val="none" w:color="FFFFFF" w:sz="0"/>
@@ -1848,7 +1882,7 @@
         </w:tc>
         <w:tc>
           <w:tcPr>
-            <w:tcW w:type="dxa" w:w="1133"/>
+            <w:tcW w:type="dxa" w:w="953"/>
             <w:tcBorders>
               <w:top w:val="none" w:color="FFFFFF" w:sz="0"/>
               <w:left w:val="none" w:color="FFFFFF" w:sz="0"/>
@@ -1880,7 +1914,29 @@
         </w:tc>
         <w:tc>
           <w:tcPr>
-            <w:tcW w:type="dxa" w:w="1138"/>
+            <w:tcW w:type="dxa" w:w="953"/>
+            <w:tcBorders>
+              <w:top w:val="none" w:color="FFFFFF" w:sz="0"/>
+              <w:left w:val="none" w:color="FFFFFF" w:sz="0"/>
+              <w:bottom w:val="none" w:color="FFFFFF" w:sz="0"/>
+              <w:right w:val="none" w:color="FFFFFF" w:sz="0"/>
+            </w:tcBorders>
+            <w:tcMar>
+              <w:top w:type="dxa" w:w="40"/>
+              <w:left w:type="dxa" w:w="70"/>
+              <w:bottom w:type="dxa" w:w="40"/>
+              <w:right w:type="dxa" w:w="70"/>
+            </w:tcMar>
+          </w:tcPr>
+          <w:p>
+            <w:pPr>
+              <w:jc w:val="center"/>
+            </w:pPr>
+          </w:p>
+        </w:tc>
+        <w:tc>
+          <w:tcPr>
+            <w:tcW w:type="dxa" w:w="955"/>
             <w:tcBorders>
               <w:top w:val="none" w:color="FFFFFF" w:sz="0"/>
               <w:left w:val="none" w:color="FFFFFF" w:sz="0"/>
@@ -1918,7 +1974,7 @@
         </w:trPr>
         <w:tc>
           <w:tcPr>
-            <w:tcW w:type="dxa" w:w="566"/>
+            <w:tcW w:type="dxa" w:w="529"/>
             <w:tcBorders>
               <w:top w:val="none" w:color="FFFFFF" w:sz="0"/>
               <w:left w:val="none" w:color="FFFFFF" w:sz="0"/>
@@ -1950,7 +2006,7 @@
         </w:tc>
         <w:tc>
           <w:tcPr>
-            <w:tcW w:type="dxa" w:w="2040"/>
+            <w:tcW w:type="dxa" w:w="1906"/>
             <w:tcBorders>
               <w:top w:val="none" w:color="FFFFFF" w:sz="0"/>
               <w:left w:val="none" w:color="FFFFFF" w:sz="0"/>
@@ -1982,7 +2038,7 @@
         </w:tc>
         <w:tc>
           <w:tcPr>
-            <w:tcW w:type="dxa" w:w="2267"/>
+            <w:tcW w:type="dxa" w:w="2118"/>
             <w:tcBorders>
               <w:top w:val="none" w:color="FFFFFF" w:sz="0"/>
               <w:left w:val="none" w:color="FFFFFF" w:sz="0"/>
@@ -2014,7 +2070,7 @@
         </w:tc>
         <w:tc>
           <w:tcPr>
-            <w:tcW w:type="dxa" w:w="2494"/>
+            <w:tcW w:type="dxa" w:w="2224"/>
             <w:tcBorders>
               <w:top w:val="none" w:color="FFFFFF" w:sz="0"/>
               <w:left w:val="none" w:color="FFFFFF" w:sz="0"/>
@@ -2046,7 +2102,7 @@
         </w:tc>
         <w:tc>
           <w:tcPr>
-            <w:tcW w:type="dxa" w:w="1133"/>
+            <w:tcW w:type="dxa" w:w="953"/>
             <w:tcBorders>
               <w:top w:val="none" w:color="FFFFFF" w:sz="0"/>
               <w:left w:val="none" w:color="FFFFFF" w:sz="0"/>
@@ -2078,7 +2134,29 @@
         </w:tc>
         <w:tc>
           <w:tcPr>
-            <w:tcW w:type="dxa" w:w="1138"/>
+            <w:tcW w:type="dxa" w:w="953"/>
+            <w:tcBorders>
+              <w:top w:val="none" w:color="FFFFFF" w:sz="0"/>
+              <w:left w:val="none" w:color="FFFFFF" w:sz="0"/>
+              <w:bottom w:val="none" w:color="FFFFFF" w:sz="0"/>
+              <w:right w:val="none" w:color="FFFFFF" w:sz="0"/>
+            </w:tcBorders>
+            <w:tcMar>
+              <w:top w:type="dxa" w:w="40"/>
+              <w:left w:type="dxa" w:w="70"/>
+              <w:bottom w:type="dxa" w:w="40"/>
+              <w:right w:type="dxa" w:w="70"/>
+            </w:tcMar>
+          </w:tcPr>
+          <w:p>
+            <w:pPr>
+              <w:jc w:val="center"/>
+            </w:pPr>
+          </w:p>
+        </w:tc>
+        <w:tc>
+          <w:tcPr>
+            <w:tcW w:type="dxa" w:w="955"/>
             <w:tcBorders>
               <w:top w:val="none" w:color="FFFFFF" w:sz="0"/>
               <w:left w:val="none" w:color="FFFFFF" w:sz="0"/>
@@ -2116,7 +2194,7 @@
         </w:trPr>
         <w:tc>
           <w:tcPr>
-            <w:tcW w:type="dxa" w:w="566"/>
+            <w:tcW w:type="dxa" w:w="529"/>
             <w:tcBorders>
               <w:top w:val="none" w:color="FFFFFF" w:sz="0"/>
               <w:left w:val="none" w:color="FFFFFF" w:sz="0"/>
@@ -2148,7 +2226,7 @@
         </w:tc>
         <w:tc>
           <w:tcPr>
-            <w:tcW w:type="dxa" w:w="2040"/>
+            <w:tcW w:type="dxa" w:w="1906"/>
             <w:tcBorders>
               <w:top w:val="none" w:color="FFFFFF" w:sz="0"/>
               <w:left w:val="none" w:color="FFFFFF" w:sz="0"/>
@@ -2180,7 +2258,7 @@
         </w:tc>
         <w:tc>
           <w:tcPr>
-            <w:tcW w:type="dxa" w:w="2267"/>
+            <w:tcW w:type="dxa" w:w="2118"/>
             <w:tcBorders>
               <w:top w:val="none" w:color="FFFFFF" w:sz="0"/>
               <w:left w:val="none" w:color="FFFFFF" w:sz="0"/>
@@ -2212,7 +2290,7 @@
         </w:tc>
         <w:tc>
           <w:tcPr>
-            <w:tcW w:type="dxa" w:w="2494"/>
+            <w:tcW w:type="dxa" w:w="2224"/>
             <w:tcBorders>
               <w:top w:val="none" w:color="FFFFFF" w:sz="0"/>
               <w:left w:val="none" w:color="FFFFFF" w:sz="0"/>
@@ -2244,7 +2322,7 @@
         </w:tc>
         <w:tc>
           <w:tcPr>
-            <w:tcW w:type="dxa" w:w="1133"/>
+            <w:tcW w:type="dxa" w:w="953"/>
             <w:tcBorders>
               <w:top w:val="none" w:color="FFFFFF" w:sz="0"/>
               <w:left w:val="none" w:color="FFFFFF" w:sz="0"/>
@@ -2276,7 +2354,29 @@
         </w:tc>
         <w:tc>
           <w:tcPr>
-            <w:tcW w:type="dxa" w:w="1138"/>
+            <w:tcW w:type="dxa" w:w="953"/>
+            <w:tcBorders>
+              <w:top w:val="none" w:color="FFFFFF" w:sz="0"/>
+              <w:left w:val="none" w:color="FFFFFF" w:sz="0"/>
+              <w:bottom w:val="none" w:color="FFFFFF" w:sz="0"/>
+              <w:right w:val="none" w:color="FFFFFF" w:sz="0"/>
+            </w:tcBorders>
+            <w:tcMar>
+              <w:top w:type="dxa" w:w="40"/>
+              <w:left w:type="dxa" w:w="70"/>
+              <w:bottom w:type="dxa" w:w="40"/>
+              <w:right w:type="dxa" w:w="70"/>
+            </w:tcMar>
+          </w:tcPr>
+          <w:p>
+            <w:pPr>
+              <w:jc w:val="center"/>
+            </w:pPr>
+          </w:p>
+        </w:tc>
+        <w:tc>
+          <w:tcPr>
+            <w:tcW w:type="dxa" w:w="955"/>
             <w:tcBorders>
               <w:top w:val="none" w:color="FFFFFF" w:sz="0"/>
               <w:left w:val="none" w:color="FFFFFF" w:sz="0"/>
@@ -2314,7 +2414,7 @@
         </w:trPr>
         <w:tc>
           <w:tcPr>
-            <w:tcW w:type="dxa" w:w="566"/>
+            <w:tcW w:type="dxa" w:w="529"/>
             <w:tcBorders>
               <w:top w:val="none" w:color="FFFFFF" w:sz="0"/>
               <w:left w:val="none" w:color="FFFFFF" w:sz="0"/>
@@ -2346,7 +2446,7 @@
         </w:tc>
         <w:tc>
           <w:tcPr>
-            <w:tcW w:type="dxa" w:w="2040"/>
+            <w:tcW w:type="dxa" w:w="1906"/>
             <w:tcBorders>
               <w:top w:val="none" w:color="FFFFFF" w:sz="0"/>
               <w:left w:val="none" w:color="FFFFFF" w:sz="0"/>
@@ -2378,7 +2478,7 @@
         </w:tc>
         <w:tc>
           <w:tcPr>
-            <w:tcW w:type="dxa" w:w="2267"/>
+            <w:tcW w:type="dxa" w:w="2118"/>
             <w:tcBorders>
               <w:top w:val="none" w:color="FFFFFF" w:sz="0"/>
               <w:left w:val="none" w:color="FFFFFF" w:sz="0"/>
@@ -2410,7 +2510,7 @@
         </w:tc>
         <w:tc>
           <w:tcPr>
-            <w:tcW w:type="dxa" w:w="2494"/>
+            <w:tcW w:type="dxa" w:w="2224"/>
             <w:tcBorders>
               <w:top w:val="none" w:color="FFFFFF" w:sz="0"/>
               <w:left w:val="none" w:color="FFFFFF" w:sz="0"/>
@@ -2442,7 +2542,7 @@
         </w:tc>
         <w:tc>
           <w:tcPr>
-            <w:tcW w:type="dxa" w:w="1133"/>
+            <w:tcW w:type="dxa" w:w="953"/>
             <w:tcBorders>
               <w:top w:val="none" w:color="FFFFFF" w:sz="0"/>
               <w:left w:val="none" w:color="FFFFFF" w:sz="0"/>
@@ -2474,7 +2574,29 @@
         </w:tc>
         <w:tc>
           <w:tcPr>
-            <w:tcW w:type="dxa" w:w="1138"/>
+            <w:tcW w:type="dxa" w:w="953"/>
+            <w:tcBorders>
+              <w:top w:val="none" w:color="FFFFFF" w:sz="0"/>
+              <w:left w:val="none" w:color="FFFFFF" w:sz="0"/>
+              <w:bottom w:val="none" w:color="FFFFFF" w:sz="0"/>
+              <w:right w:val="none" w:color="FFFFFF" w:sz="0"/>
+            </w:tcBorders>
+            <w:tcMar>
+              <w:top w:type="dxa" w:w="40"/>
+              <w:left w:type="dxa" w:w="70"/>
+              <w:bottom w:type="dxa" w:w="40"/>
+              <w:right w:type="dxa" w:w="70"/>
+            </w:tcMar>
+          </w:tcPr>
+          <w:p>
+            <w:pPr>
+              <w:jc w:val="center"/>
+            </w:pPr>
+          </w:p>
+        </w:tc>
+        <w:tc>
+          <w:tcPr>
+            <w:tcW w:type="dxa" w:w="955"/>
             <w:tcBorders>
               <w:top w:val="none" w:color="FFFFFF" w:sz="0"/>
               <w:left w:val="none" w:color="FFFFFF" w:sz="0"/>
@@ -2512,7 +2634,7 @@
         </w:trPr>
         <w:tc>
           <w:tcPr>
-            <w:tcW w:type="dxa" w:w="566"/>
+            <w:tcW w:type="dxa" w:w="529"/>
             <w:tcBorders>
               <w:top w:val="none" w:color="FFFFFF" w:sz="0"/>
               <w:left w:val="none" w:color="FFFFFF" w:sz="0"/>
@@ -2544,7 +2666,7 @@
         </w:tc>
         <w:tc>
           <w:tcPr>
-            <w:tcW w:type="dxa" w:w="2040"/>
+            <w:tcW w:type="dxa" w:w="1906"/>
             <w:tcBorders>
               <w:top w:val="none" w:color="FFFFFF" w:sz="0"/>
               <w:left w:val="none" w:color="FFFFFF" w:sz="0"/>
@@ -2576,7 +2698,7 @@
         </w:tc>
         <w:tc>
           <w:tcPr>
-            <w:tcW w:type="dxa" w:w="2267"/>
+            <w:tcW w:type="dxa" w:w="2118"/>
             <w:tcBorders>
               <w:top w:val="none" w:color="FFFFFF" w:sz="0"/>
               <w:left w:val="none" w:color="FFFFFF" w:sz="0"/>
@@ -2608,7 +2730,7 @@
         </w:tc>
         <w:tc>
           <w:tcPr>
-            <w:tcW w:type="dxa" w:w="2494"/>
+            <w:tcW w:type="dxa" w:w="2224"/>
             <w:tcBorders>
               <w:top w:val="none" w:color="FFFFFF" w:sz="0"/>
               <w:left w:val="none" w:color="FFFFFF" w:sz="0"/>
@@ -2640,7 +2762,7 @@
         </w:tc>
         <w:tc>
           <w:tcPr>
-            <w:tcW w:type="dxa" w:w="1133"/>
+            <w:tcW w:type="dxa" w:w="953"/>
             <w:tcBorders>
               <w:top w:val="none" w:color="FFFFFF" w:sz="0"/>
               <w:left w:val="none" w:color="FFFFFF" w:sz="0"/>
@@ -2672,7 +2794,29 @@
         </w:tc>
         <w:tc>
           <w:tcPr>
-            <w:tcW w:type="dxa" w:w="1138"/>
+            <w:tcW w:type="dxa" w:w="953"/>
+            <w:tcBorders>
+              <w:top w:val="none" w:color="FFFFFF" w:sz="0"/>
+              <w:left w:val="none" w:color="FFFFFF" w:sz="0"/>
+              <w:bottom w:val="none" w:color="FFFFFF" w:sz="0"/>
+              <w:right w:val="none" w:color="FFFFFF" w:sz="0"/>
+            </w:tcBorders>
+            <w:tcMar>
+              <w:top w:type="dxa" w:w="40"/>
+              <w:left w:type="dxa" w:w="70"/>
+              <w:bottom w:type="dxa" w:w="40"/>
+              <w:right w:type="dxa" w:w="70"/>
+            </w:tcMar>
+          </w:tcPr>
+          <w:p>
+            <w:pPr>
+              <w:jc w:val="center"/>
+            </w:pPr>
+          </w:p>
+        </w:tc>
+        <w:tc>
+          <w:tcPr>
+            <w:tcW w:type="dxa" w:w="955"/>
             <w:tcBorders>
               <w:top w:val="none" w:color="FFFFFF" w:sz="0"/>
               <w:left w:val="none" w:color="FFFFFF" w:sz="0"/>
@@ -2710,7 +2854,7 @@
         </w:trPr>
         <w:tc>
           <w:tcPr>
-            <w:tcW w:type="dxa" w:w="566"/>
+            <w:tcW w:type="dxa" w:w="529"/>
             <w:tcBorders>
               <w:top w:val="none" w:color="FFFFFF" w:sz="0"/>
               <w:left w:val="none" w:color="FFFFFF" w:sz="0"/>
@@ -2742,7 +2886,7 @@
         </w:tc>
         <w:tc>
           <w:tcPr>
-            <w:tcW w:type="dxa" w:w="2040"/>
+            <w:tcW w:type="dxa" w:w="1906"/>
             <w:tcBorders>
               <w:top w:val="none" w:color="FFFFFF" w:sz="0"/>
               <w:left w:val="none" w:color="FFFFFF" w:sz="0"/>
@@ -2774,7 +2918,7 @@
         </w:tc>
         <w:tc>
           <w:tcPr>
-            <w:tcW w:type="dxa" w:w="2267"/>
+            <w:tcW w:type="dxa" w:w="2118"/>
             <w:tcBorders>
               <w:top w:val="none" w:color="FFFFFF" w:sz="0"/>
               <w:left w:val="none" w:color="FFFFFF" w:sz="0"/>
@@ -2806,7 +2950,7 @@
         </w:tc>
         <w:tc>
           <w:tcPr>
-            <w:tcW w:type="dxa" w:w="2494"/>
+            <w:tcW w:type="dxa" w:w="2224"/>
             <w:tcBorders>
               <w:top w:val="none" w:color="FFFFFF" w:sz="0"/>
               <w:left w:val="none" w:color="FFFFFF" w:sz="0"/>
@@ -2838,29 +2982,61 @@
         </w:tc>
         <w:tc>
           <w:tcPr>
-            <w:tcW w:type="dxa" w:w="1133"/>
-            <w:tcBorders>
-              <w:top w:val="none" w:color="FFFFFF" w:sz="0"/>
-              <w:left w:val="none" w:color="FFFFFF" w:sz="0"/>
-              <w:bottom w:val="none" w:color="FFFFFF" w:sz="0"/>
-              <w:right w:val="none" w:color="FFFFFF" w:sz="0"/>
-            </w:tcBorders>
-            <w:tcMar>
-              <w:top w:type="dxa" w:w="40"/>
-              <w:left w:type="dxa" w:w="70"/>
-              <w:bottom w:type="dxa" w:w="40"/>
-              <w:right w:type="dxa" w:w="70"/>
-            </w:tcMar>
-          </w:tcPr>
-          <w:p>
-            <w:pPr>
-              <w:jc w:val="center"/>
-            </w:pPr>
-          </w:p>
-        </w:tc>
-        <w:tc>
-          <w:tcPr>
-            <w:tcW w:type="dxa" w:w="1138"/>
+            <w:tcW w:type="dxa" w:w="953"/>
+            <w:tcBorders>
+              <w:top w:val="none" w:color="FFFFFF" w:sz="0"/>
+              <w:left w:val="none" w:color="FFFFFF" w:sz="0"/>
+              <w:bottom w:val="none" w:color="FFFFFF" w:sz="0"/>
+              <w:right w:val="none" w:color="FFFFFF" w:sz="0"/>
+            </w:tcBorders>
+            <w:tcMar>
+              <w:top w:type="dxa" w:w="40"/>
+              <w:left w:type="dxa" w:w="70"/>
+              <w:bottom w:type="dxa" w:w="40"/>
+              <w:right w:type="dxa" w:w="70"/>
+            </w:tcMar>
+          </w:tcPr>
+          <w:p>
+            <w:pPr>
+              <w:jc w:val="center"/>
+            </w:pPr>
+          </w:p>
+        </w:tc>
+        <w:tc>
+          <w:tcPr>
+            <w:tcW w:type="dxa" w:w="953"/>
+            <w:tcBorders>
+              <w:top w:val="none" w:color="FFFFFF" w:sz="0"/>
+              <w:left w:val="none" w:color="FFFFFF" w:sz="0"/>
+              <w:bottom w:val="none" w:color="FFFFFF" w:sz="0"/>
+              <w:right w:val="none" w:color="FFFFFF" w:sz="0"/>
+            </w:tcBorders>
+            <w:tcMar>
+              <w:top w:type="dxa" w:w="40"/>
+              <w:left w:type="dxa" w:w="70"/>
+              <w:bottom w:type="dxa" w:w="40"/>
+              <w:right w:type="dxa" w:w="70"/>
+            </w:tcMar>
+          </w:tcPr>
+          <w:p>
+            <w:pPr>
+              <w:jc w:val="center"/>
+            </w:pPr>
+            <w:r>
+              <w:rPr>
+                <w:rFonts w:ascii="Times New Roman" w:cs="Times New Roman" w:eastAsia="Times New Roman" w:hAnsi="Times New Roman"/>
+                <w:b w:val="false"/>
+                <w:bCs w:val="false"/>
+                <w:sz w:val="16"/>
+                <w:szCs w:val="16"/>
+              </w:rPr>
+              <w:t xml:space="preserve">✓</w:t>
+            </w:r>
+          </w:p>
+        </w:tc>
+        <w:tc>
+          <w:tcPr>
+            <w:tcW w:type="dxa" w:w="955"/>
             <w:tcBorders>
               <w:top w:val="none" w:color="FFFFFF" w:sz="0"/>
               <w:left w:val="none" w:color="FFFFFF" w:sz="0"/>
@@ -2898,7 +3074,7 @@
         </w:trPr>
         <w:tc>
           <w:tcPr>
-            <w:tcW w:type="dxa" w:w="566"/>
+            <w:tcW w:type="dxa" w:w="529"/>
             <w:tcBorders>
               <w:top w:val="none" w:color="FFFFFF" w:sz="0"/>
               <w:left w:val="none" w:color="FFFFFF" w:sz="0"/>
@@ -2930,7 +3106,7 @@
         </w:tc>
         <w:tc>
           <w:tcPr>
-            <w:tcW w:type="dxa" w:w="2040"/>
+            <w:tcW w:type="dxa" w:w="1906"/>
             <w:tcBorders>
               <w:top w:val="none" w:color="FFFFFF" w:sz="0"/>
               <w:left w:val="none" w:color="FFFFFF" w:sz="0"/>
@@ -2962,7 +3138,7 @@
         </w:tc>
         <w:tc>
           <w:tcPr>
-            <w:tcW w:type="dxa" w:w="2267"/>
+            <w:tcW w:type="dxa" w:w="2118"/>
             <w:tcBorders>
               <w:top w:val="none" w:color="FFFFFF" w:sz="0"/>
               <w:left w:val="none" w:color="FFFFFF" w:sz="0"/>
@@ -2994,7 +3170,7 @@
         </w:tc>
         <w:tc>
           <w:tcPr>
-            <w:tcW w:type="dxa" w:w="2494"/>
+            <w:tcW w:type="dxa" w:w="2224"/>
             <w:tcBorders>
               <w:top w:val="none" w:color="FFFFFF" w:sz="0"/>
               <w:left w:val="none" w:color="FFFFFF" w:sz="0"/>
@@ -3026,29 +3202,61 @@
         </w:tc>
         <w:tc>
           <w:tcPr>
-            <w:tcW w:type="dxa" w:w="1133"/>
-            <w:tcBorders>
-              <w:top w:val="none" w:color="FFFFFF" w:sz="0"/>
-              <w:left w:val="none" w:color="FFFFFF" w:sz="0"/>
-              <w:bottom w:val="none" w:color="FFFFFF" w:sz="0"/>
-              <w:right w:val="none" w:color="FFFFFF" w:sz="0"/>
-            </w:tcBorders>
-            <w:tcMar>
-              <w:top w:type="dxa" w:w="40"/>
-              <w:left w:type="dxa" w:w="70"/>
-              <w:bottom w:type="dxa" w:w="40"/>
-              <w:right w:type="dxa" w:w="70"/>
-            </w:tcMar>
-          </w:tcPr>
-          <w:p>
-            <w:pPr>
-              <w:jc w:val="center"/>
-            </w:pPr>
-          </w:p>
-        </w:tc>
-        <w:tc>
-          <w:tcPr>
-            <w:tcW w:type="dxa" w:w="1138"/>
+            <w:tcW w:type="dxa" w:w="953"/>
+            <w:tcBorders>
+              <w:top w:val="none" w:color="FFFFFF" w:sz="0"/>
+              <w:left w:val="none" w:color="FFFFFF" w:sz="0"/>
+              <w:bottom w:val="none" w:color="FFFFFF" w:sz="0"/>
+              <w:right w:val="none" w:color="FFFFFF" w:sz="0"/>
+            </w:tcBorders>
+            <w:tcMar>
+              <w:top w:type="dxa" w:w="40"/>
+              <w:left w:type="dxa" w:w="70"/>
+              <w:bottom w:type="dxa" w:w="40"/>
+              <w:right w:type="dxa" w:w="70"/>
+            </w:tcMar>
+          </w:tcPr>
+          <w:p>
+            <w:pPr>
+              <w:jc w:val="center"/>
+            </w:pPr>
+          </w:p>
+        </w:tc>
+        <w:tc>
+          <w:tcPr>
+            <w:tcW w:type="dxa" w:w="953"/>
+            <w:tcBorders>
+              <w:top w:val="none" w:color="FFFFFF" w:sz="0"/>
+              <w:left w:val="none" w:color="FFFFFF" w:sz="0"/>
+              <w:bottom w:val="none" w:color="FFFFFF" w:sz="0"/>
+              <w:right w:val="none" w:color="FFFFFF" w:sz="0"/>
+            </w:tcBorders>
+            <w:tcMar>
+              <w:top w:type="dxa" w:w="40"/>
+              <w:left w:type="dxa" w:w="70"/>
+              <w:bottom w:type="dxa" w:w="40"/>
+              <w:right w:type="dxa" w:w="70"/>
+            </w:tcMar>
+          </w:tcPr>
+          <w:p>
+            <w:pPr>
+              <w:jc w:val="center"/>
+            </w:pPr>
+            <w:r>
+              <w:rPr>
+                <w:rFonts w:ascii="Times New Roman" w:cs="Times New Roman" w:eastAsia="Times New Roman" w:hAnsi="Times New Roman"/>
+                <w:b w:val="false"/>
+                <w:bCs w:val="false"/>
+                <w:sz w:val="16"/>
+                <w:szCs w:val="16"/>
+              </w:rPr>
+              <w:t xml:space="preserve">✓</w:t>
+            </w:r>
+          </w:p>
+        </w:tc>
+        <w:tc>
+          <w:tcPr>
+            <w:tcW w:type="dxa" w:w="955"/>
             <w:tcBorders>
               <w:top w:val="none" w:color="FFFFFF" w:sz="0"/>
               <w:left w:val="none" w:color="FFFFFF" w:sz="0"/>
@@ -3086,7 +3294,7 @@
         </w:trPr>
         <w:tc>
           <w:tcPr>
-            <w:tcW w:type="dxa" w:w="566"/>
+            <w:tcW w:type="dxa" w:w="529"/>
             <w:tcBorders>
               <w:top w:val="none" w:color="FFFFFF" w:sz="0"/>
               <w:left w:val="none" w:color="FFFFFF" w:sz="0"/>
@@ -3118,7 +3326,7 @@
         </w:tc>
         <w:tc>
           <w:tcPr>
-            <w:tcW w:type="dxa" w:w="2040"/>
+            <w:tcW w:type="dxa" w:w="1906"/>
             <w:tcBorders>
               <w:top w:val="none" w:color="FFFFFF" w:sz="0"/>
               <w:left w:val="none" w:color="FFFFFF" w:sz="0"/>
@@ -3150,7 +3358,7 @@
         </w:tc>
         <w:tc>
           <w:tcPr>
-            <w:tcW w:type="dxa" w:w="2267"/>
+            <w:tcW w:type="dxa" w:w="2118"/>
             <w:tcBorders>
               <w:top w:val="none" w:color="FFFFFF" w:sz="0"/>
               <w:left w:val="none" w:color="FFFFFF" w:sz="0"/>
@@ -3182,7 +3390,7 @@
         </w:tc>
         <w:tc>
           <w:tcPr>
-            <w:tcW w:type="dxa" w:w="2494"/>
+            <w:tcW w:type="dxa" w:w="2224"/>
             <w:tcBorders>
               <w:top w:val="none" w:color="FFFFFF" w:sz="0"/>
               <w:left w:val="none" w:color="FFFFFF" w:sz="0"/>
@@ -3214,29 +3422,61 @@
         </w:tc>
         <w:tc>
           <w:tcPr>
-            <w:tcW w:type="dxa" w:w="1133"/>
-            <w:tcBorders>
-              <w:top w:val="none" w:color="FFFFFF" w:sz="0"/>
-              <w:left w:val="none" w:color="FFFFFF" w:sz="0"/>
-              <w:bottom w:val="none" w:color="FFFFFF" w:sz="0"/>
-              <w:right w:val="none" w:color="FFFFFF" w:sz="0"/>
-            </w:tcBorders>
-            <w:tcMar>
-              <w:top w:type="dxa" w:w="40"/>
-              <w:left w:type="dxa" w:w="70"/>
-              <w:bottom w:type="dxa" w:w="40"/>
-              <w:right w:type="dxa" w:w="70"/>
-            </w:tcMar>
-          </w:tcPr>
-          <w:p>
-            <w:pPr>
-              <w:jc w:val="center"/>
-            </w:pPr>
-          </w:p>
-        </w:tc>
-        <w:tc>
-          <w:tcPr>
-            <w:tcW w:type="dxa" w:w="1138"/>
+            <w:tcW w:type="dxa" w:w="953"/>
+            <w:tcBorders>
+              <w:top w:val="none" w:color="FFFFFF" w:sz="0"/>
+              <w:left w:val="none" w:color="FFFFFF" w:sz="0"/>
+              <w:bottom w:val="none" w:color="FFFFFF" w:sz="0"/>
+              <w:right w:val="none" w:color="FFFFFF" w:sz="0"/>
+            </w:tcBorders>
+            <w:tcMar>
+              <w:top w:type="dxa" w:w="40"/>
+              <w:left w:type="dxa" w:w="70"/>
+              <w:bottom w:type="dxa" w:w="40"/>
+              <w:right w:type="dxa" w:w="70"/>
+            </w:tcMar>
+          </w:tcPr>
+          <w:p>
+            <w:pPr>
+              <w:jc w:val="center"/>
+            </w:pPr>
+          </w:p>
+        </w:tc>
+        <w:tc>
+          <w:tcPr>
+            <w:tcW w:type="dxa" w:w="953"/>
+            <w:tcBorders>
+              <w:top w:val="none" w:color="FFFFFF" w:sz="0"/>
+              <w:left w:val="none" w:color="FFFFFF" w:sz="0"/>
+              <w:bottom w:val="none" w:color="FFFFFF" w:sz="0"/>
+              <w:right w:val="none" w:color="FFFFFF" w:sz="0"/>
+            </w:tcBorders>
+            <w:tcMar>
+              <w:top w:type="dxa" w:w="40"/>
+              <w:left w:type="dxa" w:w="70"/>
+              <w:bottom w:type="dxa" w:w="40"/>
+              <w:right w:type="dxa" w:w="70"/>
+            </w:tcMar>
+          </w:tcPr>
+          <w:p>
+            <w:pPr>
+              <w:jc w:val="center"/>
+            </w:pPr>
+            <w:r>
+              <w:rPr>
+                <w:rFonts w:ascii="Times New Roman" w:cs="Times New Roman" w:eastAsia="Times New Roman" w:hAnsi="Times New Roman"/>
+                <w:b w:val="false"/>
+                <w:bCs w:val="false"/>
+                <w:sz w:val="16"/>
+                <w:szCs w:val="16"/>
+              </w:rPr>
+              <w:t xml:space="preserve">✓</w:t>
+            </w:r>
+          </w:p>
+        </w:tc>
+        <w:tc>
+          <w:tcPr>
+            <w:tcW w:type="dxa" w:w="955"/>
             <w:tcBorders>
               <w:top w:val="none" w:color="FFFFFF" w:sz="0"/>
               <w:left w:val="none" w:color="FFFFFF" w:sz="0"/>
@@ -3274,7 +3514,7 @@
         </w:trPr>
         <w:tc>
           <w:tcPr>
-            <w:tcW w:type="dxa" w:w="566"/>
+            <w:tcW w:type="dxa" w:w="529"/>
             <w:tcBorders>
               <w:top w:val="none" w:color="FFFFFF" w:sz="0"/>
               <w:left w:val="none" w:color="FFFFFF" w:sz="0"/>
@@ -3306,7 +3546,7 @@
         </w:tc>
         <w:tc>
           <w:tcPr>
-            <w:tcW w:type="dxa" w:w="2040"/>
+            <w:tcW w:type="dxa" w:w="1906"/>
             <w:tcBorders>
               <w:top w:val="none" w:color="FFFFFF" w:sz="0"/>
               <w:left w:val="none" w:color="FFFFFF" w:sz="0"/>
@@ -3338,7 +3578,7 @@
         </w:tc>
         <w:tc>
           <w:tcPr>
-            <w:tcW w:type="dxa" w:w="2267"/>
+            <w:tcW w:type="dxa" w:w="2118"/>
             <w:tcBorders>
               <w:top w:val="none" w:color="FFFFFF" w:sz="0"/>
               <w:left w:val="none" w:color="FFFFFF" w:sz="0"/>
@@ -3370,7 +3610,7 @@
         </w:tc>
         <w:tc>
           <w:tcPr>
-            <w:tcW w:type="dxa" w:w="2494"/>
+            <w:tcW w:type="dxa" w:w="2224"/>
             <w:tcBorders>
               <w:top w:val="none" w:color="FFFFFF" w:sz="0"/>
               <w:left w:val="none" w:color="FFFFFF" w:sz="0"/>
@@ -3402,7 +3642,7 @@
         </w:tc>
         <w:tc>
           <w:tcPr>
-            <w:tcW w:type="dxa" w:w="1133"/>
+            <w:tcW w:type="dxa" w:w="953"/>
             <w:tcBorders>
               <w:top w:val="none" w:color="FFFFFF" w:sz="0"/>
               <w:left w:val="none" w:color="FFFFFF" w:sz="0"/>
@@ -3424,7 +3664,39 @@
         </w:tc>
         <w:tc>
           <w:tcPr>
-            <w:tcW w:type="dxa" w:w="1138"/>
+            <w:tcW w:type="dxa" w:w="953"/>
+            <w:tcBorders>
+              <w:top w:val="none" w:color="FFFFFF" w:sz="0"/>
+              <w:left w:val="none" w:color="FFFFFF" w:sz="0"/>
+              <w:bottom w:val="single" w:color="000000" w:sz="4"/>
+              <w:right w:val="none" w:color="FFFFFF" w:sz="0"/>
+            </w:tcBorders>
+            <w:tcMar>
+              <w:top w:type="dxa" w:w="40"/>
+              <w:left w:type="dxa" w:w="70"/>
+              <w:bottom w:type="dxa" w:w="40"/>
+              <w:right w:type="dxa" w:w="70"/>
+            </w:tcMar>
+          </w:tcPr>
+          <w:p>
+            <w:pPr>
+              <w:jc w:val="center"/>
+            </w:pPr>
+            <w:r>
+              <w:rPr>
+                <w:rFonts w:ascii="Times New Roman" w:cs="Times New Roman" w:eastAsia="Times New Roman" w:hAnsi="Times New Roman"/>
+                <w:b w:val="false"/>
+                <w:bCs w:val="false"/>
+                <w:sz w:val="16"/>
+                <w:szCs w:val="16"/>
+              </w:rPr>
+              <w:t xml:space="preserve">✓</w:t>
+            </w:r>
+          </w:p>
+        </w:tc>
+        <w:tc>
+          <w:tcPr>
+            <w:tcW w:type="dxa" w:w="955"/>
             <w:tcBorders>
               <w:top w:val="none" w:color="FFFFFF" w:sz="0"/>
               <w:left w:val="none" w:color="FFFFFF" w:sz="0"/>
@@ -7021,7 +7293,7 @@
         <w:rPr>
           <w:rFonts w:ascii="Times New Roman" w:cs="Times New Roman" w:eastAsia="Times New Roman" w:hAnsi="Times New Roman"/>
         </w:rPr>
-        <w:t xml:space="preserve">Training uses random 128 × 128 crops from the full site images, with random horizontal and vertical flips. The fusion model additionally uses optical-channel dropout (Section III-B). Rotations by arbitrary angles are not used because SAR geometry depends on the look direction.</w:t>
+        <w:t xml:space="preserve">Training uses 128 × 128 crops from the full site images — half of them centred on a random lake-water pixel (Section III-D) — with random horizontal and vertical flips. The fusion model additionally uses optical-channel dropout (Section III-B). Rotations by arbitrary angles are not used because SAR geometry depends on the look direction.</w:t>
       </w:r>
     </w:p>
     <w:p>
@@ -7051,7 +7323,7 @@
         <w:rPr>
           <w:rFonts w:ascii="Times New Roman" w:cs="Times New Roman" w:eastAsia="Times New Roman" w:hAnsi="Times New Roman"/>
         </w:rPr>
-        <w:t xml:space="preserve">Both models use the configuration in </w:t>
+        <w:t xml:space="preserve">All three models use the configuration in </w:t>
       </w:r>
       <w:r>
         <w:rPr>
@@ -7128,6 +7400,41 @@
     </w:p>
     <w:p>
       <w:pPr>
+        <w:spacing w:after="100" w:line="264"/>
+        <w:ind w:firstLine="284"/>
+        <w:jc w:val="both"/>
+      </w:pPr>
+      <w:r>
+        <w:rPr>
+          <w:rFonts w:ascii="Times New Roman" w:cs="Times New Roman" w:eastAsia="Times New Roman" w:hAnsi="Times New Roman"/>
+          <w:b/>
+          <w:bCs/>
+        </w:rPr>
+        <w:t xml:space="preserve">Balanced sampling and seeds.</w:t>
+      </w:r>
+      <w:r>
+        <w:rPr>
+          <w:rFonts w:ascii="Times New Roman" w:cs="Times New Roman" w:eastAsia="Times New Roman" w:hAnsi="Times New Roman"/>
+        </w:rPr>
+        <w:t xml:space="preserve"> In preliminary single-seed runs, models sometimes converged to predicting no water anywhere — lake water covers well under 1% of the pixels and most random crops contain none — and results changed substantially between otherwise identical runs. We therefore centre half of the training crops on a randomly chosen lake-water pixel (</w:t>
+      </w:r>
+      <w:r>
+        <w:rPr>
+          <w:rFonts w:ascii="Times New Roman" w:cs="Times New Roman" w:eastAsia="Times New Roman" w:hAnsi="Times New Roman"/>
+          <w:i/>
+          <w:iCs/>
+        </w:rPr>
+        <w:t xml:space="preserve">balanced crop sampling</w:t>
+      </w:r>
+      <w:r>
+        <w:rPr>
+          <w:rFonts w:ascii="Times New Roman" w:cs="Times New Roman" w:eastAsia="Times New Roman" w:hAnsi="Times New Roman"/>
+        </w:rPr>
+        <w:t xml:space="preserve">; 74 of the 137 training images contain water) and train every model with three seeds. Each seed has its own random-number generator, so the batches seen by one model do not depend on which models were trained before it. Results are reported as mean ± standard deviation across seeds, and the mean predicted probability of the three fusion seeds (an ensemble) is used for the time series.</w:t>
+      </w:r>
+    </w:p>
+    <w:p>
+      <w:pPr>
         <w:keepNext/>
         <w:spacing w:after="40" w:before="160"/>
         <w:jc w:val="center"/>
@@ -7500,7 +7807,7 @@
                 <w:sz w:val="16"/>
                 <w:szCs w:val="16"/>
               </w:rPr>
-              <w:t xml:space="preserve">5 (optical-only) / 9 (fusion)</w:t>
+              <w:t xml:space="preserve">5 (optical-only) / 4 (radar-only) / 9 (fusion)</w:t>
             </w:r>
           </w:p>
         </w:tc>
@@ -7570,7 +7877,7 @@
                 <w:sz w:val="16"/>
                 <w:szCs w:val="16"/>
               </w:rPr>
-              <w:t xml:space="preserve">Random 128 × 128 crops of the 448 × 448 site images</w:t>
+              <w:t xml:space="preserve">128 × 128 crops of the 448 × 448 site images: 50% centred on a random lake-water pixel (balanced sampling), 50% random</w:t>
             </w:r>
           </w:p>
         </w:tc>
@@ -8250,7 +8557,7 @@
                 <w:sz w:val="16"/>
                 <w:szCs w:val="16"/>
               </w:rPr>
-              <w:t xml:space="preserve">NumPy and PyTorch seeds fixed to 0</w:t>
+              <w:t xml:space="preserve">3 per model (0, 1, 2); PyTorch seed and a separate NumPy generator per seed</w:t>
             </w:r>
           </w:p>
         </w:tc>
@@ -8266,6 +8573,76 @@
             <w:tcBorders>
               <w:top w:val="none" w:color="FFFFFF" w:sz="0"/>
               <w:left w:val="none" w:color="FFFFFF" w:sz="0"/>
+              <w:bottom w:val="none" w:color="FFFFFF" w:sz="0"/>
+              <w:right w:val="none" w:color="FFFFFF" w:sz="0"/>
+            </w:tcBorders>
+            <w:tcMar>
+              <w:top w:type="dxa" w:w="40"/>
+              <w:left w:type="dxa" w:w="70"/>
+              <w:bottom w:type="dxa" w:w="40"/>
+              <w:right w:type="dxa" w:w="70"/>
+            </w:tcMar>
+          </w:tcPr>
+          <w:p>
+            <w:pPr>
+              <w:jc w:val="left"/>
+            </w:pPr>
+            <w:r>
+              <w:rPr>
+                <w:rFonts w:ascii="Times New Roman" w:cs="Times New Roman" w:eastAsia="Times New Roman" w:hAnsi="Times New Roman"/>
+                <w:b w:val="false"/>
+                <w:bCs w:val="false"/>
+                <w:sz w:val="16"/>
+                <w:szCs w:val="16"/>
+              </w:rPr>
+              <w:t xml:space="preserve">Time-series prediction</w:t>
+            </w:r>
+          </w:p>
+        </w:tc>
+        <w:tc>
+          <w:tcPr>
+            <w:tcW w:type="dxa" w:w="6747"/>
+            <w:tcBorders>
+              <w:top w:val="none" w:color="FFFFFF" w:sz="0"/>
+              <w:left w:val="none" w:color="FFFFFF" w:sz="0"/>
+              <w:bottom w:val="none" w:color="FFFFFF" w:sz="0"/>
+              <w:right w:val="none" w:color="FFFFFF" w:sz="0"/>
+            </w:tcBorders>
+            <w:tcMar>
+              <w:top w:type="dxa" w:w="40"/>
+              <w:left w:type="dxa" w:w="70"/>
+              <w:bottom w:type="dxa" w:w="40"/>
+              <w:right w:type="dxa" w:w="70"/>
+            </w:tcMar>
+          </w:tcPr>
+          <w:p>
+            <w:pPr>
+              <w:jc w:val="left"/>
+            </w:pPr>
+            <w:r>
+              <w:rPr>
+                <w:rFonts w:ascii="Times New Roman" w:cs="Times New Roman" w:eastAsia="Times New Roman" w:hAnsi="Times New Roman"/>
+                <w:b w:val="false"/>
+                <w:bCs w:val="false"/>
+                <w:sz w:val="16"/>
+                <w:szCs w:val="16"/>
+              </w:rPr>
+              <w:t xml:space="preserve">Fusion model, mean probability of its 3 seeds (ensemble)</w:t>
+            </w:r>
+          </w:p>
+        </w:tc>
+      </w:tr>
+      <w:tr>
+        <w:trPr>
+          <w:cantSplit/>
+          <w:tblHeader w:val="off"/>
+        </w:trPr>
+        <w:tc>
+          <w:tcPr>
+            <w:tcW w:type="dxa" w:w="2891"/>
+            <w:tcBorders>
+              <w:top w:val="none" w:color="FFFFFF" w:sz="0"/>
+              <w:left w:val="none" w:color="FFFFFF" w:sz="0"/>
               <w:bottom w:val="single" w:color="000000" w:sz="4"/>
               <w:right w:val="none" w:color="FFFFFF" w:sz="0"/>
             </w:tcBorders>
@@ -8320,18 +8697,7 @@
                 <w:sz w:val="16"/>
                 <w:szCs w:val="16"/>
               </w:rPr>
-              <w:t xml:space="preserve">Google Colab, NVIDIA T4 GPU (16 GB) </w:t>
-            </w:r>
-            <w:r>
-              <w:rPr>
-                <w:rFonts w:ascii="Times New Roman" w:cs="Times New Roman" w:eastAsia="Times New Roman" w:hAnsi="Times New Roman"/>
-                <w:b/>
-                <w:bCs/>
-                <w:sz w:val="16"/>
-                <w:szCs w:val="16"/>
-                <w:highlight w:val="yellow"/>
-              </w:rPr>
-              <w:t xml:space="preserve">[FILL: confirm GPU shown by !nvidia-smi]</w:t>
+              <w:t xml:space="preserve">Google Colab, NVIDIA Tesla T4 GPU (16 GB)</w:t>
             </w:r>
           </w:p>
         </w:tc>
@@ -8508,7 +8874,7 @@
         <w:rPr>
           <w:rFonts w:ascii="Times New Roman" w:cs="Times New Roman" w:eastAsia="Times New Roman" w:hAnsi="Times New Roman"/>
         </w:rPr>
-        <w:t xml:space="preserve"> metrics, for which TP, FP and FN are summed over all test pixels of a site (or of all sites) before the metric is computed. In addition, per-image metrics are reported as mean ± standard deviation over the test images that contain water, and the false-positive area is reported for test images without water.</w:t>
+        <w:t xml:space="preserve"> metrics, for which TP, FP and FN are summed over all test pixels of a site (or of all sites) before the metric is computed. Pixel-pooled metrics are computed separately for each training seed and reported as mean ± standard deviation across the three seeds. In addition, per-image metrics are reported as mean ± standard deviation over the test images that contain water (pooled over seeds), and the false-positive area is reported for test images without water.</w:t>
       </w:r>
     </w:p>
     <w:p>
@@ -8539,7 +8905,7 @@
         <w:rPr>
           <w:rFonts w:ascii="Times New Roman" w:cs="Times New Roman" w:eastAsia="Times New Roman" w:hAnsi="Times New Roman"/>
         </w:rPr>
-        <w:t xml:space="preserve">To test the cloud-robustness motivation directly, both models are also evaluated after setting all optical channels of the test images to zero (</w:t>
+        <w:t xml:space="preserve">To test the cloud-robustness motivation directly, the models are also evaluated after setting all optical channels of the test images to zero (</w:t>
       </w:r>
       <w:r>
         <w:rPr>
@@ -8553,7 +8919,7 @@
         <w:rPr>
           <w:rFonts w:ascii="Times New Roman" w:cs="Times New Roman" w:eastAsia="Times New Roman" w:hAnsi="Times New Roman"/>
         </w:rPr>
-        <w:t xml:space="preserve">), using the same labels. The optical-only model then receives no information, while the fusion model can use SAR and terrain.</w:t>
+        <w:t xml:space="preserve">), using the same labels. The optical-only model then receives no information, the fusion model can use SAR and terrain, and the radar-only model is unaffected because it never sees optical data.</w:t>
       </w:r>
     </w:p>
     <w:p>
@@ -8584,7 +8950,7 @@
         <w:rPr>
           <w:rFonts w:ascii="Times New Roman" w:cs="Times New Roman" w:eastAsia="Times New Roman" w:hAnsi="Times New Roman"/>
         </w:rPr>
-        <w:t xml:space="preserve">The fusion model is applied to all 730 dates. Lake area Aₜ on date t is the number of predicted water pixels in connected components that touch a 400 m neighbourhood of the lake point, multiplied by the pixel area (100 m²); this excludes rivers and other water in the box. Area is smoothed with a centred rolling median over three observations (Ãₜ), and the growth rate is computed over roughly 30 days:</w:t>
+        <w:t xml:space="preserve">The fusion model (mean probability of its three seeds) is applied to all 730 dates. Lake area Aₜ on date t is the number of predicted water pixels in connected components that touch a 400 m neighbourhood of the lake point, multiplied by the pixel area (100 m²); this excludes rivers and other water in the box. Area is smoothed with a centred rolling median over three observations (Ãₜ), and the growth rate is computed over roughly 30 days:</w:t>
       </w:r>
     </w:p>
     <w:p>
